--- a/Task4_Dixon_Report.docx
+++ b/Task4_Dixon_Report.docx
@@ -309,6 +309,71 @@
       <w:proofErr w:type="gramEnd"/>
       <w:r>
         <w:t xml:space="preserve"> and the comparison was not fair because different datasets were used. You asked me to test all combinations of the 16 questions, stick to 80/20 split, show metrics for every fold not just the average, do a random 80/20 split test, compare results with 3 research papers, be transparent about where each algorithm comes from, tune KNN and Random Forest by trying different settings, </w:t>
+      </w:r>
+    </w:p>
+    <w:p>
+      <w:pPr>
+        <w:pStyle w:val="Heading3"/>
+      </w:pPr>
+    </w:p>
+    <w:p>
+      <w:pPr>
+        <w:pStyle w:val="Heading3"/>
+        <w:rPr>
+          <w:rFonts w:asciiTheme="minorBidi" w:hAnsiTheme="minorBidi" w:cstheme="minorBidi"/>
+          <w:b/>
+          <w:bCs/>
+          <w:color w:val="215E99" w:themeColor="text2" w:themeTint="BF"/>
+          <w:sz w:val="28"/>
+          <w:szCs w:val="28"/>
+        </w:rPr>
+      </w:pPr>
+      <w:r>
+        <w:rPr>
+          <w:rFonts w:asciiTheme="minorBidi" w:hAnsiTheme="minorBidi" w:cstheme="minorBidi"/>
+          <w:b/>
+          <w:bCs/>
+          <w:color w:val="215E99" w:themeColor="text2" w:themeTint="BF"/>
+          <w:sz w:val="28"/>
+          <w:szCs w:val="28"/>
+        </w:rPr>
+        <w:t>Where the Algorithms Come From</w:t>
+      </w:r>
+    </w:p>
+    <w:p>
+      <w:pPr>
+        <w:pStyle w:val="NormalWeb"/>
+        <w:rPr>
+          <w:rFonts w:asciiTheme="minorBidi" w:hAnsiTheme="minorBidi" w:cstheme="minorBidi"/>
+          <w:sz w:val="22"/>
+          <w:szCs w:val="22"/>
+        </w:rPr>
+      </w:pPr>
+      <w:r>
+        <w:rPr>
+          <w:rFonts w:asciiTheme="minorBidi" w:hAnsiTheme="minorBidi" w:cstheme="minorBidi"/>
+          <w:sz w:val="22"/>
+          <w:szCs w:val="22"/>
+        </w:rPr>
+        <w:t xml:space="preserve">All five algorithms came from a free Python library called scikit-learn. I did not build them myself. scikit-learn has ready-made versions of all classic machine learning algorithms built into it. This means every algorithm ran under </w:t>
+      </w:r>
+      <w:proofErr w:type="gramStart"/>
+      <w:r>
+        <w:rPr>
+          <w:rFonts w:asciiTheme="minorBidi" w:hAnsiTheme="minorBidi" w:cstheme="minorBidi"/>
+          <w:sz w:val="22"/>
+          <w:szCs w:val="22"/>
+        </w:rPr>
+        <w:t>exactly the same</w:t>
+      </w:r>
+      <w:proofErr w:type="gramEnd"/>
+      <w:r>
+        <w:rPr>
+          <w:rFonts w:asciiTheme="minorBidi" w:hAnsiTheme="minorBidi" w:cstheme="minorBidi"/>
+          <w:sz w:val="22"/>
+          <w:szCs w:val="22"/>
+        </w:rPr>
+        <w:t xml:space="preserve"> conditions — making the comparison fair. It is also referenced in Chen et al. 2025.</w:t>
       </w:r>
     </w:p>
     <w:p>
@@ -1247,6 +1312,18 @@
       <w:pPr>
         <w:pStyle w:val="Heading1"/>
         <w:spacing w:before="300" w:after="160"/>
+        <w:rPr>
+          <w:b/>
+          <w:bCs/>
+          <w:sz w:val="28"/>
+          <w:szCs w:val="28"/>
+        </w:rPr>
+      </w:pPr>
+    </w:p>
+    <w:p>
+      <w:pPr>
+        <w:pStyle w:val="Heading1"/>
+        <w:spacing w:before="300" w:after="160"/>
       </w:pPr>
       <w:r>
         <w:rPr>
@@ -1255,6 +1332,7 @@
           <w:sz w:val="28"/>
           <w:szCs w:val="28"/>
         </w:rPr>
+        <w:lastRenderedPageBreak/>
         <w:t>What is a Dominant Style</w:t>
       </w:r>
     </w:p>
@@ -1303,7 +1381,6 @@
           <w:sz w:val="28"/>
           <w:szCs w:val="28"/>
         </w:rPr>
-        <w:lastRenderedPageBreak/>
         <w:t>The Margin Filter — What It Is and How I Added It</w:t>
       </w:r>
     </w:p>
@@ -2478,6 +2555,7 @@
           <w:sz w:val="28"/>
           <w:szCs w:val="28"/>
         </w:rPr>
+        <w:lastRenderedPageBreak/>
         <w:t>Why Accuracy Went Up After the Filter</w:t>
       </w:r>
     </w:p>
@@ -2499,11 +2577,7 @@
         <w:spacing w:after="160" w:line="340" w:lineRule="auto"/>
       </w:pPr>
       <w:r>
-        <w:t xml:space="preserve">I did not write the code myself. What I did was explain to the AI what I wanted to do — for example I told it to add a margin filter, or to test different K values for KNN, or to run a random split 5 times and average the results. The AI wrote the code based on my instructions. I then copied it into VS Code, ran it in the terminal, and checked the results. The decisions about what </w:t>
-      </w:r>
-      <w:r>
-        <w:lastRenderedPageBreak/>
-        <w:t>to test, which margin to choose, which algorithm to recommend, and how to interpret the results were all mine.</w:t>
+        <w:t>I did not write the code myself. What I did was explain to the AI what I wanted to do — for example I told it to add a margin filter, or to test different K values for KNN, or to run a random split 5 times and average the results. The AI wrote the code based on my instructions. I then copied it into VS Code, ran it in the terminal, and checked the results. The decisions about what to test, which margin to choose, which algorithm to recommend, and how to interpret the results were all mine.</w:t>
       </w:r>
     </w:p>
     <w:p>
@@ -2544,6 +2618,414 @@
     </w:p>
     <w:p>
       <w:pPr>
+        <w:pStyle w:val="Heading3"/>
+        <w:rPr>
+          <w:b/>
+          <w:bCs/>
+          <w:sz w:val="28"/>
+          <w:szCs w:val="28"/>
+        </w:rPr>
+      </w:pPr>
+      <w:r>
+        <w:rPr>
+          <w:b/>
+          <w:bCs/>
+          <w:sz w:val="28"/>
+          <w:szCs w:val="28"/>
+        </w:rPr>
+        <w:t>How the Test Group is Selected</w:t>
+      </w:r>
+    </w:p>
+    <w:p>
+      <w:pPr>
+        <w:pStyle w:val="NormalWeb"/>
+        <w:rPr>
+          <w:rFonts w:asciiTheme="minorBidi" w:hAnsiTheme="minorBidi" w:cstheme="minorBidi"/>
+          <w:sz w:val="22"/>
+          <w:szCs w:val="22"/>
+        </w:rPr>
+      </w:pPr>
+      <w:r>
+        <w:rPr>
+          <w:rFonts w:asciiTheme="minorBidi" w:hAnsiTheme="minorBidi" w:cstheme="minorBidi"/>
+          <w:sz w:val="22"/>
+          <w:szCs w:val="22"/>
+        </w:rPr>
+        <w:t xml:space="preserve">When picking the 27 test learners from the 134 filtered learners the code does not pick randomly from the whole pool. If it </w:t>
+      </w:r>
+      <w:proofErr w:type="gramStart"/>
+      <w:r>
+        <w:rPr>
+          <w:rFonts w:asciiTheme="minorBidi" w:hAnsiTheme="minorBidi" w:cstheme="minorBidi"/>
+          <w:sz w:val="22"/>
+          <w:szCs w:val="22"/>
+        </w:rPr>
+        <w:t>did</w:t>
+      </w:r>
+      <w:proofErr w:type="gramEnd"/>
+      <w:r>
+        <w:rPr>
+          <w:rFonts w:asciiTheme="minorBidi" w:hAnsiTheme="minorBidi" w:cstheme="minorBidi"/>
+          <w:sz w:val="22"/>
+          <w:szCs w:val="22"/>
+        </w:rPr>
+        <w:t xml:space="preserve"> we might accidentally end up with 20 Kinesthetic and 7 Visual and 0 Auditory in the test group. That would be unfair because one category is not represented at all.</w:t>
+      </w:r>
+    </w:p>
+    <w:p>
+      <w:pPr>
+        <w:pStyle w:val="NormalWeb"/>
+        <w:rPr>
+          <w:rFonts w:asciiTheme="minorBidi" w:hAnsiTheme="minorBidi" w:cstheme="minorBidi"/>
+          <w:sz w:val="22"/>
+          <w:szCs w:val="22"/>
+        </w:rPr>
+      </w:pPr>
+      <w:r>
+        <w:rPr>
+          <w:rFonts w:asciiTheme="minorBidi" w:hAnsiTheme="minorBidi" w:cstheme="minorBidi"/>
+          <w:sz w:val="22"/>
+          <w:szCs w:val="22"/>
+        </w:rPr>
+        <w:t>This means it picks test learners proportionally from each category based on their weight in the dataset. The calculation works like this:</w:t>
+      </w:r>
+    </w:p>
+    <w:p>
+      <w:pPr>
+        <w:pStyle w:val="NormalWeb"/>
+        <w:rPr>
+          <w:rFonts w:asciiTheme="minorBidi" w:hAnsiTheme="minorBidi" w:cstheme="minorBidi"/>
+          <w:sz w:val="22"/>
+          <w:szCs w:val="22"/>
+        </w:rPr>
+      </w:pPr>
+      <w:proofErr w:type="gramStart"/>
+      <w:r>
+        <w:rPr>
+          <w:rFonts w:asciiTheme="minorBidi" w:hAnsiTheme="minorBidi" w:cstheme="minorBidi"/>
+          <w:sz w:val="22"/>
+          <w:szCs w:val="22"/>
+        </w:rPr>
+        <w:t>First</w:t>
+      </w:r>
+      <w:proofErr w:type="gramEnd"/>
+      <w:r>
+        <w:rPr>
+          <w:rFonts w:asciiTheme="minorBidi" w:hAnsiTheme="minorBidi" w:cstheme="minorBidi"/>
+          <w:sz w:val="22"/>
+          <w:szCs w:val="22"/>
+        </w:rPr>
+        <w:t xml:space="preserve"> we find the percentage of each category in the 134 learners:</w:t>
+      </w:r>
+    </w:p>
+    <w:p>
+      <w:pPr>
+        <w:numPr>
+          <w:ilvl w:val="0"/>
+          <w:numId w:val="2"/>
+        </w:numPr>
+        <w:spacing w:before="100" w:beforeAutospacing="1" w:after="100" w:afterAutospacing="1"/>
+        <w:rPr>
+          <w:rFonts w:asciiTheme="minorBidi" w:hAnsiTheme="minorBidi" w:cstheme="minorBidi"/>
+        </w:rPr>
+      </w:pPr>
+      <w:r>
+        <w:rPr>
+          <w:rFonts w:asciiTheme="minorBidi" w:hAnsiTheme="minorBidi" w:cstheme="minorBidi"/>
+        </w:rPr>
+        <w:t>Visual: 43 ÷ 134 × 100 = 32.09%</w:t>
+      </w:r>
+    </w:p>
+    <w:p>
+      <w:pPr>
+        <w:numPr>
+          <w:ilvl w:val="0"/>
+          <w:numId w:val="2"/>
+        </w:numPr>
+        <w:spacing w:before="100" w:beforeAutospacing="1" w:after="100" w:afterAutospacing="1"/>
+        <w:rPr>
+          <w:rFonts w:asciiTheme="minorBidi" w:hAnsiTheme="minorBidi" w:cstheme="minorBidi"/>
+        </w:rPr>
+      </w:pPr>
+      <w:r>
+        <w:rPr>
+          <w:rFonts w:asciiTheme="minorBidi" w:hAnsiTheme="minorBidi" w:cstheme="minorBidi"/>
+        </w:rPr>
+        <w:t>Auditory: 30 ÷ 134 × 100 = 22.39%</w:t>
+      </w:r>
+    </w:p>
+    <w:p>
+      <w:pPr>
+        <w:numPr>
+          <w:ilvl w:val="0"/>
+          <w:numId w:val="2"/>
+        </w:numPr>
+        <w:spacing w:before="100" w:beforeAutospacing="1" w:after="100" w:afterAutospacing="1"/>
+        <w:rPr>
+          <w:rFonts w:asciiTheme="minorBidi" w:hAnsiTheme="minorBidi" w:cstheme="minorBidi"/>
+        </w:rPr>
+      </w:pPr>
+      <w:r>
+        <w:rPr>
+          <w:rFonts w:asciiTheme="minorBidi" w:hAnsiTheme="minorBidi" w:cstheme="minorBidi"/>
+        </w:rPr>
+        <w:t>Kinesthetic: 61 ÷ 134 × 100 = 45.52%</w:t>
+      </w:r>
+    </w:p>
+    <w:p>
+      <w:pPr>
+        <w:pStyle w:val="NormalWeb"/>
+        <w:rPr>
+          <w:rFonts w:asciiTheme="minorBidi" w:hAnsiTheme="minorBidi" w:cstheme="minorBidi"/>
+          <w:sz w:val="22"/>
+          <w:szCs w:val="22"/>
+        </w:rPr>
+      </w:pPr>
+      <w:r>
+        <w:rPr>
+          <w:rFonts w:asciiTheme="minorBidi" w:hAnsiTheme="minorBidi" w:cstheme="minorBidi"/>
+          <w:sz w:val="22"/>
+          <w:szCs w:val="22"/>
+        </w:rPr>
+        <w:t>Then we multiply each percentage by 27 to find how many to pick from each:</w:t>
+      </w:r>
+    </w:p>
+    <w:p>
+      <w:pPr>
+        <w:numPr>
+          <w:ilvl w:val="0"/>
+          <w:numId w:val="3"/>
+        </w:numPr>
+        <w:spacing w:before="100" w:beforeAutospacing="1" w:after="100" w:afterAutospacing="1"/>
+        <w:rPr>
+          <w:rFonts w:asciiTheme="minorBidi" w:hAnsiTheme="minorBidi" w:cstheme="minorBidi"/>
+        </w:rPr>
+      </w:pPr>
+      <w:r>
+        <w:rPr>
+          <w:rFonts w:asciiTheme="minorBidi" w:hAnsiTheme="minorBidi" w:cstheme="minorBidi"/>
+        </w:rPr>
+        <w:t>Visual: 32.09 × 27 ÷ 100 = 8.66 → rounded to 9</w:t>
+      </w:r>
+    </w:p>
+    <w:p>
+      <w:pPr>
+        <w:numPr>
+          <w:ilvl w:val="0"/>
+          <w:numId w:val="3"/>
+        </w:numPr>
+        <w:spacing w:before="100" w:beforeAutospacing="1" w:after="100" w:afterAutospacing="1"/>
+        <w:rPr>
+          <w:rFonts w:asciiTheme="minorBidi" w:hAnsiTheme="minorBidi" w:cstheme="minorBidi"/>
+        </w:rPr>
+      </w:pPr>
+      <w:r>
+        <w:rPr>
+          <w:rFonts w:asciiTheme="minorBidi" w:hAnsiTheme="minorBidi" w:cstheme="minorBidi"/>
+        </w:rPr>
+        <w:t>Auditory: 22.39 × 27 ÷ 100 = 6.04 → rounded to 6</w:t>
+      </w:r>
+    </w:p>
+    <w:p>
+      <w:pPr>
+        <w:numPr>
+          <w:ilvl w:val="0"/>
+          <w:numId w:val="3"/>
+        </w:numPr>
+        <w:spacing w:before="100" w:beforeAutospacing="1" w:after="100" w:afterAutospacing="1"/>
+        <w:rPr>
+          <w:rFonts w:asciiTheme="minorBidi" w:hAnsiTheme="minorBidi" w:cstheme="minorBidi"/>
+        </w:rPr>
+      </w:pPr>
+      <w:r>
+        <w:rPr>
+          <w:rFonts w:asciiTheme="minorBidi" w:hAnsiTheme="minorBidi" w:cstheme="minorBidi"/>
+        </w:rPr>
+        <w:t>Kinesthetic: 45.52 × 27 ÷ 100 = 12.29 → rounded to 12</w:t>
+      </w:r>
+    </w:p>
+    <w:p>
+      <w:pPr>
+        <w:numPr>
+          <w:ilvl w:val="0"/>
+          <w:numId w:val="3"/>
+        </w:numPr>
+        <w:spacing w:before="100" w:beforeAutospacing="1" w:after="100" w:afterAutospacing="1"/>
+        <w:rPr>
+          <w:rFonts w:asciiTheme="minorBidi" w:hAnsiTheme="minorBidi" w:cstheme="minorBidi"/>
+        </w:rPr>
+      </w:pPr>
+      <w:r>
+        <w:rPr>
+          <w:rFonts w:asciiTheme="minorBidi" w:hAnsiTheme="minorBidi" w:cstheme="minorBidi"/>
+        </w:rPr>
+        <w:t>Total = 27 test learners</w:t>
+      </w:r>
+    </w:p>
+    <w:p>
+      <w:pPr>
+        <w:pStyle w:val="NormalWeb"/>
+        <w:rPr>
+          <w:rFonts w:asciiTheme="minorBidi" w:hAnsiTheme="minorBidi" w:cstheme="minorBidi"/>
+          <w:sz w:val="22"/>
+          <w:szCs w:val="22"/>
+        </w:rPr>
+      </w:pPr>
+      <w:proofErr w:type="gramStart"/>
+      <w:r>
+        <w:rPr>
+          <w:rFonts w:asciiTheme="minorBidi" w:hAnsiTheme="minorBidi" w:cstheme="minorBidi"/>
+          <w:sz w:val="22"/>
+          <w:szCs w:val="22"/>
+        </w:rPr>
+        <w:t>So</w:t>
+      </w:r>
+      <w:proofErr w:type="gramEnd"/>
+      <w:r>
+        <w:rPr>
+          <w:rFonts w:asciiTheme="minorBidi" w:hAnsiTheme="minorBidi" w:cstheme="minorBidi"/>
+          <w:sz w:val="22"/>
+          <w:szCs w:val="22"/>
+        </w:rPr>
+        <w:t xml:space="preserve"> the test group always contains 9 Visual, 6 Auditory, and 12 Kinesthetic learners. Every category is always represented proportionally.</w:t>
+      </w:r>
+    </w:p>
+    <w:p>
+      <w:pPr>
+        <w:pStyle w:val="NormalWeb"/>
+        <w:rPr>
+          <w:rFonts w:asciiTheme="minorBidi" w:hAnsiTheme="minorBidi" w:cstheme="minorBidi"/>
+          <w:sz w:val="22"/>
+          <w:szCs w:val="22"/>
+        </w:rPr>
+      </w:pPr>
+      <w:r>
+        <w:rPr>
+          <w:rFonts w:asciiTheme="minorBidi" w:hAnsiTheme="minorBidi" w:cstheme="minorBidi"/>
+          <w:sz w:val="22"/>
+          <w:szCs w:val="22"/>
+        </w:rPr>
+        <w:t>The line of code that does this is:</w:t>
+      </w:r>
+    </w:p>
+    <w:p>
+      <w:pPr>
+        <w:pStyle w:val="NormalWeb"/>
+        <w:rPr>
+          <w:rStyle w:val="HTMLCode"/>
+          <w:rFonts w:asciiTheme="minorBidi" w:hAnsiTheme="minorBidi" w:cstheme="minorBidi"/>
+          <w:b/>
+          <w:bCs/>
+          <w:color w:val="000000" w:themeColor="text1"/>
+          <w:sz w:val="22"/>
+          <w:szCs w:val="22"/>
+        </w:rPr>
+      </w:pPr>
+      <w:proofErr w:type="spellStart"/>
+      <w:r>
+        <w:rPr>
+          <w:rStyle w:val="HTMLCode"/>
+          <w:rFonts w:asciiTheme="minorBidi" w:hAnsiTheme="minorBidi" w:cstheme="minorBidi"/>
+          <w:b/>
+          <w:bCs/>
+          <w:color w:val="000000" w:themeColor="text1"/>
+          <w:sz w:val="22"/>
+          <w:szCs w:val="22"/>
+        </w:rPr>
+        <w:t>train_test_split</w:t>
+      </w:r>
+      <w:proofErr w:type="spellEnd"/>
+      <w:r>
+        <w:rPr>
+          <w:rStyle w:val="HTMLCode"/>
+          <w:rFonts w:asciiTheme="minorBidi" w:hAnsiTheme="minorBidi" w:cstheme="minorBidi"/>
+          <w:b/>
+          <w:bCs/>
+          <w:color w:val="000000" w:themeColor="text1"/>
+          <w:sz w:val="22"/>
+          <w:szCs w:val="22"/>
+        </w:rPr>
+        <w:t xml:space="preserve">(X, y, </w:t>
+      </w:r>
+      <w:proofErr w:type="spellStart"/>
+      <w:r>
+        <w:rPr>
+          <w:rStyle w:val="HTMLCode"/>
+          <w:rFonts w:asciiTheme="minorBidi" w:hAnsiTheme="minorBidi" w:cstheme="minorBidi"/>
+          <w:b/>
+          <w:bCs/>
+          <w:color w:val="000000" w:themeColor="text1"/>
+          <w:sz w:val="22"/>
+          <w:szCs w:val="22"/>
+        </w:rPr>
+        <w:t>test_size</w:t>
+      </w:r>
+      <w:proofErr w:type="spellEnd"/>
+      <w:r>
+        <w:rPr>
+          <w:rStyle w:val="HTMLCode"/>
+          <w:rFonts w:asciiTheme="minorBidi" w:hAnsiTheme="minorBidi" w:cstheme="minorBidi"/>
+          <w:b/>
+          <w:bCs/>
+          <w:color w:val="000000" w:themeColor="text1"/>
+          <w:sz w:val="22"/>
+          <w:szCs w:val="22"/>
+        </w:rPr>
+        <w:t xml:space="preserve">=0.2, </w:t>
+      </w:r>
+      <w:proofErr w:type="spellStart"/>
+      <w:r>
+        <w:rPr>
+          <w:rStyle w:val="HTMLCode"/>
+          <w:rFonts w:asciiTheme="minorBidi" w:hAnsiTheme="minorBidi" w:cstheme="minorBidi"/>
+          <w:b/>
+          <w:bCs/>
+          <w:color w:val="000000" w:themeColor="text1"/>
+          <w:sz w:val="22"/>
+          <w:szCs w:val="22"/>
+        </w:rPr>
+        <w:t>random_state</w:t>
+      </w:r>
+      <w:proofErr w:type="spellEnd"/>
+      <w:r>
+        <w:rPr>
+          <w:rStyle w:val="HTMLCode"/>
+          <w:rFonts w:asciiTheme="minorBidi" w:hAnsiTheme="minorBidi" w:cstheme="minorBidi"/>
+          <w:b/>
+          <w:bCs/>
+          <w:color w:val="000000" w:themeColor="text1"/>
+          <w:sz w:val="22"/>
+          <w:szCs w:val="22"/>
+        </w:rPr>
+        <w:t>=42, stratify=y)</w:t>
+      </w:r>
+    </w:p>
+    <w:p>
+      <w:pPr>
+        <w:pStyle w:val="NormalWeb"/>
+        <w:rPr>
+          <w:rFonts w:asciiTheme="minorBidi" w:hAnsiTheme="minorBidi" w:cstheme="minorBidi"/>
+          <w:sz w:val="22"/>
+          <w:szCs w:val="22"/>
+        </w:rPr>
+      </w:pPr>
+      <w:r>
+        <w:rPr>
+          <w:rFonts w:asciiTheme="minorBidi" w:hAnsiTheme="minorBidi" w:cstheme="minorBidi"/>
+          <w:sz w:val="22"/>
+          <w:szCs w:val="22"/>
+        </w:rPr>
+        <w:lastRenderedPageBreak/>
+        <w:t>The stratify=y part tells Python to split the data proportionally by category. Without this we risk having an unbalanced test group which would give unfair and unreliable accuracy results.</w:t>
+      </w:r>
+    </w:p>
+    <w:p>
+      <w:pPr>
+        <w:spacing w:after="160" w:line="340" w:lineRule="auto"/>
+      </w:pPr>
+    </w:p>
+    <w:p>
+      <w:pPr>
         <w:spacing w:after="120"/>
       </w:pPr>
     </w:p>
@@ -2601,6 +3083,26 @@
     <w:p>
       <w:pPr>
         <w:spacing w:after="120"/>
+      </w:pPr>
+    </w:p>
+    <w:p>
+      <w:pPr>
+        <w:spacing w:after="160" w:line="340" w:lineRule="auto"/>
+      </w:pPr>
+    </w:p>
+    <w:p>
+      <w:pPr>
+        <w:spacing w:after="160" w:line="340" w:lineRule="auto"/>
+      </w:pPr>
+    </w:p>
+    <w:p>
+      <w:pPr>
+        <w:spacing w:after="160" w:line="340" w:lineRule="auto"/>
+      </w:pPr>
+    </w:p>
+    <w:p>
+      <w:pPr>
+        <w:spacing w:after="160" w:line="340" w:lineRule="auto"/>
       </w:pPr>
     </w:p>
     <w:p>
@@ -5565,6 +6067,11 @@
       <w:pPr>
         <w:spacing w:after="160" w:line="340" w:lineRule="auto"/>
       </w:pPr>
+    </w:p>
+    <w:p>
+      <w:pPr>
+        <w:spacing w:after="160" w:line="340" w:lineRule="auto"/>
+      </w:pPr>
       <w:r>
         <w:t>KNN (k=5)</w:t>
       </w:r>
@@ -7275,6 +7782,7 @@
                 <w:sz w:val="20"/>
                 <w:szCs w:val="20"/>
               </w:rPr>
+              <w:lastRenderedPageBreak/>
               <w:t>5</w:t>
             </w:r>
           </w:p>
@@ -9342,7 +9850,6 @@
           <w:sz w:val="28"/>
           <w:szCs w:val="28"/>
         </w:rPr>
-        <w:lastRenderedPageBreak/>
         <w:t>Parameter Tuning — KNN</w:t>
       </w:r>
     </w:p>
@@ -10451,7 +10958,6 @@
           <w:sz w:val="28"/>
           <w:szCs w:val="28"/>
         </w:rPr>
-        <w:lastRenderedPageBreak/>
         <w:t>Comparison with Research Papers</w:t>
       </w:r>
     </w:p>
@@ -11712,6 +12218,155 @@
 <file path=word/numbering.xml><?xml version="1.0" encoding="utf-8"?>
 <w:numbering xmlns:wpc="http://schemas.microsoft.com/office/word/2010/wordprocessingCanvas" xmlns:cx="http://schemas.microsoft.com/office/drawing/2014/chartex" xmlns:cx1="http://schemas.microsoft.com/office/drawing/2015/9/8/chartex" xmlns:cx2="http://schemas.microsoft.com/office/drawing/2015/10/21/chartex" xmlns:cx3="http://schemas.microsoft.com/office/drawing/2016/5/9/chartex" xmlns:cx4="http://schemas.microsoft.com/office/drawing/2016/5/10/chartex" xmlns:cx5="http://schemas.microsoft.com/office/drawing/2016/5/11/chartex" xmlns:cx6="http://schemas.microsoft.com/office/drawing/2016/5/12/chartex" xmlns:cx7="http://schemas.microsoft.com/office/drawing/2016/5/13/chartex" xmlns:cx8="http://schemas.microsoft.com/office/drawing/2016/5/14/chartex" xmlns:mc="http://schemas.openxmlformats.org/markup-compatibility/2006" xmlns:m="http://schemas.openxmlformats.org/officeDocument/2006/math" xmlns:aink="http://schemas.microsoft.com/office/drawing/2016/ink" xmlns:am3d="http://schemas.microsoft.com/office/drawing/2017/model3d" xmlns:oel="http://schemas.microsoft.com/office/2019/extlst" xmlns:r="http://schemas.openxmlformats.org/officeDocument/2006/relationships" xmlns:wp14="http://schemas.microsoft.com/office/word/2010/wordprocessingDrawing" xmlns:wp="http://schemas.openxmlformats.org/drawingml/2006/wordprocessingDrawing" xmlns:wpg="http://schemas.microsoft.com/office/word/2010/wordprocessingGroup" xmlns:wpi="http://schemas.microsoft.com/office/word/2010/wordprocessingInk" xmlns:wps="http://schemas.microsoft.com/office/word/2010/wordprocessingShape" xmlns:o="urn:schemas-microsoft-com:office:office" xmlns:v="urn:schemas-microsoft-com:vml" xmlns:w10="urn:schemas-microsoft-com:office:word" xmlns:w="http://schemas.openxmlformats.org/wordprocessingml/2006/main" xmlns:w14="http://schemas.microsoft.com/office/word/2010/wordml" xmlns:w15="http://schemas.microsoft.com/office/word/2012/wordml" xmlns:w16cex="http://schemas.microsoft.com/office/word/2018/wordml/cex" xmlns:w16cid="http://schemas.microsoft.com/office/word/2016/wordml/cid" xmlns:w16="http://schemas.microsoft.com/office/word/2018/wordml" xmlns:w16sdtdh="http://schemas.microsoft.com/office/word/2020/wordml/sdtdatahash" xmlns:w16sdtfl="http://schemas.microsoft.com/office/word/2024/wordml/sdtformatlock" xmlns:w16se="http://schemas.microsoft.com/office/word/2015/wordml/symex" xmlns:w16du="http://schemas.microsoft.com/office/word/2023/wordml/word16du" xmlns:wne="http://schemas.microsoft.com/office/word/2006/wordml" mc:Ignorable="w14 w15 w16se w16cid w16 w16cex w16sdtdh w16sdtfl w16du wp14">
   <w:abstractNum w:abstractNumId="0" w15:restartNumberingAfterBreak="0">
+    <w:nsid w:val="23966A62"/>
+    <w:multiLevelType w:val="multilevel"/>
+    <w:tmpl w:val="E6A61712"/>
+    <w:lvl w:ilvl="0">
+      <w:start w:val="1"/>
+      <w:numFmt w:val="bullet"/>
+      <w:lvlText w:val=""/>
+      <w:lvlJc w:val="left"/>
+      <w:pPr>
+        <w:tabs>
+          <w:tab w:val="num" w:pos="720"/>
+        </w:tabs>
+        <w:ind w:left="720" w:hanging="360"/>
+      </w:pPr>
+      <w:rPr>
+        <w:rFonts w:ascii="Symbol" w:hAnsi="Symbol" w:hint="default"/>
+        <w:sz w:val="20"/>
+      </w:rPr>
+    </w:lvl>
+    <w:lvl w:ilvl="1" w:tentative="1">
+      <w:start w:val="1"/>
+      <w:numFmt w:val="bullet"/>
+      <w:lvlText w:val="o"/>
+      <w:lvlJc w:val="left"/>
+      <w:pPr>
+        <w:tabs>
+          <w:tab w:val="num" w:pos="1440"/>
+        </w:tabs>
+        <w:ind w:left="1440" w:hanging="360"/>
+      </w:pPr>
+      <w:rPr>
+        <w:rFonts w:ascii="Courier New" w:hAnsi="Courier New" w:hint="default"/>
+        <w:sz w:val="20"/>
+      </w:rPr>
+    </w:lvl>
+    <w:lvl w:ilvl="2" w:tentative="1">
+      <w:start w:val="1"/>
+      <w:numFmt w:val="bullet"/>
+      <w:lvlText w:val=""/>
+      <w:lvlJc w:val="left"/>
+      <w:pPr>
+        <w:tabs>
+          <w:tab w:val="num" w:pos="2160"/>
+        </w:tabs>
+        <w:ind w:left="2160" w:hanging="360"/>
+      </w:pPr>
+      <w:rPr>
+        <w:rFonts w:ascii="Wingdings" w:hAnsi="Wingdings" w:hint="default"/>
+        <w:sz w:val="20"/>
+      </w:rPr>
+    </w:lvl>
+    <w:lvl w:ilvl="3" w:tentative="1">
+      <w:start w:val="1"/>
+      <w:numFmt w:val="bullet"/>
+      <w:lvlText w:val=""/>
+      <w:lvlJc w:val="left"/>
+      <w:pPr>
+        <w:tabs>
+          <w:tab w:val="num" w:pos="2880"/>
+        </w:tabs>
+        <w:ind w:left="2880" w:hanging="360"/>
+      </w:pPr>
+      <w:rPr>
+        <w:rFonts w:ascii="Wingdings" w:hAnsi="Wingdings" w:hint="default"/>
+        <w:sz w:val="20"/>
+      </w:rPr>
+    </w:lvl>
+    <w:lvl w:ilvl="4" w:tentative="1">
+      <w:start w:val="1"/>
+      <w:numFmt w:val="bullet"/>
+      <w:lvlText w:val=""/>
+      <w:lvlJc w:val="left"/>
+      <w:pPr>
+        <w:tabs>
+          <w:tab w:val="num" w:pos="3600"/>
+        </w:tabs>
+        <w:ind w:left="3600" w:hanging="360"/>
+      </w:pPr>
+      <w:rPr>
+        <w:rFonts w:ascii="Wingdings" w:hAnsi="Wingdings" w:hint="default"/>
+        <w:sz w:val="20"/>
+      </w:rPr>
+    </w:lvl>
+    <w:lvl w:ilvl="5" w:tentative="1">
+      <w:start w:val="1"/>
+      <w:numFmt w:val="bullet"/>
+      <w:lvlText w:val=""/>
+      <w:lvlJc w:val="left"/>
+      <w:pPr>
+        <w:tabs>
+          <w:tab w:val="num" w:pos="4320"/>
+        </w:tabs>
+        <w:ind w:left="4320" w:hanging="360"/>
+      </w:pPr>
+      <w:rPr>
+        <w:rFonts w:ascii="Wingdings" w:hAnsi="Wingdings" w:hint="default"/>
+        <w:sz w:val="20"/>
+      </w:rPr>
+    </w:lvl>
+    <w:lvl w:ilvl="6" w:tentative="1">
+      <w:start w:val="1"/>
+      <w:numFmt w:val="bullet"/>
+      <w:lvlText w:val=""/>
+      <w:lvlJc w:val="left"/>
+      <w:pPr>
+        <w:tabs>
+          <w:tab w:val="num" w:pos="5040"/>
+        </w:tabs>
+        <w:ind w:left="5040" w:hanging="360"/>
+      </w:pPr>
+      <w:rPr>
+        <w:rFonts w:ascii="Wingdings" w:hAnsi="Wingdings" w:hint="default"/>
+        <w:sz w:val="20"/>
+      </w:rPr>
+    </w:lvl>
+    <w:lvl w:ilvl="7" w:tentative="1">
+      <w:start w:val="1"/>
+      <w:numFmt w:val="bullet"/>
+      <w:lvlText w:val=""/>
+      <w:lvlJc w:val="left"/>
+      <w:pPr>
+        <w:tabs>
+          <w:tab w:val="num" w:pos="5760"/>
+        </w:tabs>
+        <w:ind w:left="5760" w:hanging="360"/>
+      </w:pPr>
+      <w:rPr>
+        <w:rFonts w:ascii="Wingdings" w:hAnsi="Wingdings" w:hint="default"/>
+        <w:sz w:val="20"/>
+      </w:rPr>
+    </w:lvl>
+    <w:lvl w:ilvl="8" w:tentative="1">
+      <w:start w:val="1"/>
+      <w:numFmt w:val="bullet"/>
+      <w:lvlText w:val=""/>
+      <w:lvlJc w:val="left"/>
+      <w:pPr>
+        <w:tabs>
+          <w:tab w:val="num" w:pos="6480"/>
+        </w:tabs>
+        <w:ind w:left="6480" w:hanging="360"/>
+      </w:pPr>
+      <w:rPr>
+        <w:rFonts w:ascii="Wingdings" w:hAnsi="Wingdings" w:hint="default"/>
+        <w:sz w:val="20"/>
+      </w:rPr>
+    </w:lvl>
+  </w:abstractNum>
+  <w:abstractNum w:abstractNumId="1" w15:restartNumberingAfterBreak="0">
     <w:nsid w:val="46CB2C50"/>
     <w:multiLevelType w:val="hybridMultilevel"/>
     <w:tmpl w:val="80DE52D8"/>
@@ -11797,11 +12452,166 @@
       </w:pPr>
     </w:lvl>
   </w:abstractNum>
+  <w:abstractNum w:abstractNumId="2" w15:restartNumberingAfterBreak="0">
+    <w:nsid w:val="5FA86AFE"/>
+    <w:multiLevelType w:val="multilevel"/>
+    <w:tmpl w:val="AB847DF0"/>
+    <w:lvl w:ilvl="0">
+      <w:start w:val="1"/>
+      <w:numFmt w:val="bullet"/>
+      <w:lvlText w:val=""/>
+      <w:lvlJc w:val="left"/>
+      <w:pPr>
+        <w:tabs>
+          <w:tab w:val="num" w:pos="720"/>
+        </w:tabs>
+        <w:ind w:left="720" w:hanging="360"/>
+      </w:pPr>
+      <w:rPr>
+        <w:rFonts w:ascii="Symbol" w:hAnsi="Symbol" w:hint="default"/>
+        <w:sz w:val="20"/>
+      </w:rPr>
+    </w:lvl>
+    <w:lvl w:ilvl="1" w:tentative="1">
+      <w:start w:val="1"/>
+      <w:numFmt w:val="bullet"/>
+      <w:lvlText w:val="o"/>
+      <w:lvlJc w:val="left"/>
+      <w:pPr>
+        <w:tabs>
+          <w:tab w:val="num" w:pos="1440"/>
+        </w:tabs>
+        <w:ind w:left="1440" w:hanging="360"/>
+      </w:pPr>
+      <w:rPr>
+        <w:rFonts w:ascii="Courier New" w:hAnsi="Courier New" w:hint="default"/>
+        <w:sz w:val="20"/>
+      </w:rPr>
+    </w:lvl>
+    <w:lvl w:ilvl="2" w:tentative="1">
+      <w:start w:val="1"/>
+      <w:numFmt w:val="bullet"/>
+      <w:lvlText w:val=""/>
+      <w:lvlJc w:val="left"/>
+      <w:pPr>
+        <w:tabs>
+          <w:tab w:val="num" w:pos="2160"/>
+        </w:tabs>
+        <w:ind w:left="2160" w:hanging="360"/>
+      </w:pPr>
+      <w:rPr>
+        <w:rFonts w:ascii="Wingdings" w:hAnsi="Wingdings" w:hint="default"/>
+        <w:sz w:val="20"/>
+      </w:rPr>
+    </w:lvl>
+    <w:lvl w:ilvl="3" w:tentative="1">
+      <w:start w:val="1"/>
+      <w:numFmt w:val="bullet"/>
+      <w:lvlText w:val=""/>
+      <w:lvlJc w:val="left"/>
+      <w:pPr>
+        <w:tabs>
+          <w:tab w:val="num" w:pos="2880"/>
+        </w:tabs>
+        <w:ind w:left="2880" w:hanging="360"/>
+      </w:pPr>
+      <w:rPr>
+        <w:rFonts w:ascii="Wingdings" w:hAnsi="Wingdings" w:hint="default"/>
+        <w:sz w:val="20"/>
+      </w:rPr>
+    </w:lvl>
+    <w:lvl w:ilvl="4" w:tentative="1">
+      <w:start w:val="1"/>
+      <w:numFmt w:val="bullet"/>
+      <w:lvlText w:val=""/>
+      <w:lvlJc w:val="left"/>
+      <w:pPr>
+        <w:tabs>
+          <w:tab w:val="num" w:pos="3600"/>
+        </w:tabs>
+        <w:ind w:left="3600" w:hanging="360"/>
+      </w:pPr>
+      <w:rPr>
+        <w:rFonts w:ascii="Wingdings" w:hAnsi="Wingdings" w:hint="default"/>
+        <w:sz w:val="20"/>
+      </w:rPr>
+    </w:lvl>
+    <w:lvl w:ilvl="5" w:tentative="1">
+      <w:start w:val="1"/>
+      <w:numFmt w:val="bullet"/>
+      <w:lvlText w:val=""/>
+      <w:lvlJc w:val="left"/>
+      <w:pPr>
+        <w:tabs>
+          <w:tab w:val="num" w:pos="4320"/>
+        </w:tabs>
+        <w:ind w:left="4320" w:hanging="360"/>
+      </w:pPr>
+      <w:rPr>
+        <w:rFonts w:ascii="Wingdings" w:hAnsi="Wingdings" w:hint="default"/>
+        <w:sz w:val="20"/>
+      </w:rPr>
+    </w:lvl>
+    <w:lvl w:ilvl="6" w:tentative="1">
+      <w:start w:val="1"/>
+      <w:numFmt w:val="bullet"/>
+      <w:lvlText w:val=""/>
+      <w:lvlJc w:val="left"/>
+      <w:pPr>
+        <w:tabs>
+          <w:tab w:val="num" w:pos="5040"/>
+        </w:tabs>
+        <w:ind w:left="5040" w:hanging="360"/>
+      </w:pPr>
+      <w:rPr>
+        <w:rFonts w:ascii="Wingdings" w:hAnsi="Wingdings" w:hint="default"/>
+        <w:sz w:val="20"/>
+      </w:rPr>
+    </w:lvl>
+    <w:lvl w:ilvl="7" w:tentative="1">
+      <w:start w:val="1"/>
+      <w:numFmt w:val="bullet"/>
+      <w:lvlText w:val=""/>
+      <w:lvlJc w:val="left"/>
+      <w:pPr>
+        <w:tabs>
+          <w:tab w:val="num" w:pos="5760"/>
+        </w:tabs>
+        <w:ind w:left="5760" w:hanging="360"/>
+      </w:pPr>
+      <w:rPr>
+        <w:rFonts w:ascii="Wingdings" w:hAnsi="Wingdings" w:hint="default"/>
+        <w:sz w:val="20"/>
+      </w:rPr>
+    </w:lvl>
+    <w:lvl w:ilvl="8" w:tentative="1">
+      <w:start w:val="1"/>
+      <w:numFmt w:val="bullet"/>
+      <w:lvlText w:val=""/>
+      <w:lvlJc w:val="left"/>
+      <w:pPr>
+        <w:tabs>
+          <w:tab w:val="num" w:pos="6480"/>
+        </w:tabs>
+        <w:ind w:left="6480" w:hanging="360"/>
+      </w:pPr>
+      <w:rPr>
+        <w:rFonts w:ascii="Wingdings" w:hAnsi="Wingdings" w:hint="default"/>
+        <w:sz w:val="20"/>
+      </w:rPr>
+    </w:lvl>
+  </w:abstractNum>
   <w:num w:numId="1" w16cid:durableId="883249652">
-    <w:abstractNumId w:val="0"/>
+    <w:abstractNumId w:val="1"/>
     <w:lvlOverride w:ilvl="0">
       <w:startOverride w:val="1"/>
     </w:lvlOverride>
+  </w:num>
+  <w:num w:numId="2" w16cid:durableId="1843817986">
+    <w:abstractNumId w:val="2"/>
+  </w:num>
+  <w:num w:numId="3" w16cid:durableId="1085301483">
+    <w:abstractNumId w:val="0"/>
   </w:num>
 </w:numbering>
 </file>
@@ -12404,6 +13214,82 @@
       <w:szCs w:val="20"/>
     </w:rPr>
   </w:style>
+  <w:style w:type="paragraph" w:styleId="NormalWeb">
+    <w:name w:val="Normal (Web)"/>
+    <w:basedOn w:val="Normal"/>
+    <w:uiPriority w:val="99"/>
+    <w:semiHidden/>
+    <w:unhideWhenUsed/>
+    <w:rsid w:val="00D958FF"/>
+    <w:pPr>
+      <w:spacing w:before="100" w:beforeAutospacing="1" w:after="100" w:afterAutospacing="1"/>
+    </w:pPr>
+    <w:rPr>
+      <w:rFonts w:ascii="Times New Roman" w:eastAsia="Times New Roman" w:hAnsi="Times New Roman" w:cs="Times New Roman"/>
+      <w:sz w:val="24"/>
+      <w:szCs w:val="24"/>
+    </w:rPr>
+  </w:style>
+  <w:style w:type="paragraph" w:styleId="HTMLPreformatted">
+    <w:name w:val="HTML Preformatted"/>
+    <w:basedOn w:val="Normal"/>
+    <w:link w:val="HTMLPreformattedChar"/>
+    <w:uiPriority w:val="99"/>
+    <w:semiHidden/>
+    <w:unhideWhenUsed/>
+    <w:rsid w:val="00BC1A44"/>
+    <w:pPr>
+      <w:tabs>
+        <w:tab w:val="left" w:pos="916"/>
+        <w:tab w:val="left" w:pos="1832"/>
+        <w:tab w:val="left" w:pos="2748"/>
+        <w:tab w:val="left" w:pos="3664"/>
+        <w:tab w:val="left" w:pos="4580"/>
+        <w:tab w:val="left" w:pos="5496"/>
+        <w:tab w:val="left" w:pos="6412"/>
+        <w:tab w:val="left" w:pos="7328"/>
+        <w:tab w:val="left" w:pos="8244"/>
+        <w:tab w:val="left" w:pos="9160"/>
+        <w:tab w:val="left" w:pos="10076"/>
+        <w:tab w:val="left" w:pos="10992"/>
+        <w:tab w:val="left" w:pos="11908"/>
+        <w:tab w:val="left" w:pos="12824"/>
+        <w:tab w:val="left" w:pos="13740"/>
+        <w:tab w:val="left" w:pos="14656"/>
+      </w:tabs>
+    </w:pPr>
+    <w:rPr>
+      <w:rFonts w:ascii="Courier New" w:eastAsia="Times New Roman" w:hAnsi="Courier New" w:cs="Courier New"/>
+      <w:sz w:val="20"/>
+      <w:szCs w:val="20"/>
+    </w:rPr>
+  </w:style>
+  <w:style w:type="character" w:customStyle="1" w:styleId="HTMLPreformattedChar">
+    <w:name w:val="HTML Preformatted Char"/>
+    <w:basedOn w:val="DefaultParagraphFont"/>
+    <w:link w:val="HTMLPreformatted"/>
+    <w:uiPriority w:val="99"/>
+    <w:semiHidden/>
+    <w:rsid w:val="00BC1A44"/>
+    <w:rPr>
+      <w:rFonts w:ascii="Courier New" w:eastAsia="Times New Roman" w:hAnsi="Courier New" w:cs="Courier New"/>
+      <w:sz w:val="20"/>
+      <w:szCs w:val="20"/>
+    </w:rPr>
+  </w:style>
+  <w:style w:type="character" w:styleId="HTMLCode">
+    <w:name w:val="HTML Code"/>
+    <w:basedOn w:val="DefaultParagraphFont"/>
+    <w:uiPriority w:val="99"/>
+    <w:semiHidden/>
+    <w:unhideWhenUsed/>
+    <w:rsid w:val="00BC1A44"/>
+    <w:rPr>
+      <w:rFonts w:ascii="Courier New" w:eastAsia="Times New Roman" w:hAnsi="Courier New" w:cs="Courier New"/>
+      <w:sz w:val="20"/>
+      <w:szCs w:val="20"/>
+    </w:rPr>
+  </w:style>
 </w:styles>
 </file>
 
